--- a/project_design.docx
+++ b/project_design.docx
@@ -37,11 +37,197 @@
         <w:rPr>
           <w:rFonts w:hint="eastAsia"/>
         </w:rPr>
-        <w:t>距离最低为1，</w:t>
-      </w:r>
-      <w:r>
-        <w:t xml:space="preserve">腿攻击距离2格，用腿攻击被打断硬直2帧，拳1格，用拳攻击被打断硬直1帧 </w:t>
-      </w:r>
+        <w:t>距离最低为1</w:t>
+      </w:r>
+      <w:r>
+        <w:rPr>
+          <w:rFonts w:hint="eastAsia"/>
+        </w:rPr>
+        <w:t>，</w:t>
+      </w:r>
+      <w:r>
+        <w:rPr>
+          <w:rFonts w:hint="eastAsia"/>
+        </w:rPr>
+        <w:t>打断：若己方进行爆血、</w:t>
+      </w:r>
+      <w:r>
+        <w:rPr>
+          <w:rFonts w:hint="eastAsia"/>
+        </w:rPr>
+        <w:t>攻击</w:t>
+      </w:r>
+      <w:r>
+        <w:rPr>
+          <w:rFonts w:hint="eastAsia"/>
+        </w:rPr>
+        <w:t>、蓄力时被攻击，且己方行动未对对方造成伤害，那么视为己方行动被打断。</w:t>
+      </w:r>
+    </w:p>
+    <w:p/>
+    <w:p>
+      <w:pPr>
+        <w:rPr>
+          <w:rFonts w:hint="eastAsia"/>
+        </w:rPr>
+      </w:pPr>
+      <w:r>
+        <w:t>爆血</w:t>
+      </w:r>
+      <w:r>
+        <w:rPr>
+          <w:rFonts w:hint="eastAsia"/>
+        </w:rPr>
+        <w:t>（键位O）</w:t>
+      </w:r>
+      <w:r>
+        <w:t>：在任何情况下可以使用，若击中对手，对自身造成3伤害，对对手造成</w:t>
+      </w:r>
+      <w:r>
+        <w:rPr>
+          <w:rFonts w:hint="eastAsia"/>
+        </w:rPr>
+        <w:t>‘</w:t>
+      </w:r>
+      <w:r>
+        <w:t>3</w:t>
+      </w:r>
+      <w:r>
+        <w:rPr>
+          <w:rFonts w:hint="eastAsia"/>
+        </w:rPr>
+        <w:t>-当前距离’</w:t>
+      </w:r>
+      <w:r>
+        <w:t xml:space="preserve">伤害，若未击中对手，对自身造成6伤害。 </w:t>
+      </w:r>
+    </w:p>
+    <w:p>
+      <w:r>
+        <w:t>蓄力</w:t>
+      </w:r>
+      <w:r>
+        <w:rPr>
+          <w:rFonts w:hint="eastAsia"/>
+        </w:rPr>
+        <w:t>（键位I）</w:t>
+      </w:r>
+      <w:r>
+        <w:rPr>
+          <w:rFonts w:hint="eastAsia"/>
+        </w:rPr>
+        <w:t xml:space="preserve"> ：</w:t>
+      </w:r>
+      <w:r>
+        <w:t>消耗</w:t>
+      </w:r>
+      <w:r>
+        <w:rPr>
+          <w:rFonts w:hint="eastAsia"/>
+        </w:rPr>
+        <w:t>1</w:t>
+      </w:r>
+      <w:r>
+        <w:t xml:space="preserve">帧 </w:t>
+      </w:r>
+      <w:r>
+        <w:rPr>
+          <w:rFonts w:hint="eastAsia"/>
+        </w:rPr>
+        <w:t>，</w:t>
+      </w:r>
+      <w:r>
+        <w:t>获得"蓄力</w:t>
+      </w:r>
+      <w:r>
+        <w:rPr>
+          <w:rFonts w:hint="eastAsia"/>
+        </w:rPr>
+        <w:t>1</w:t>
+      </w:r>
+      <w:r>
+        <w:t>"状态，下次攻击伤害+</w:t>
+      </w:r>
+      <w:r>
+        <w:rPr>
+          <w:rFonts w:hint="eastAsia"/>
+        </w:rPr>
+        <w:t>1</w:t>
+      </w:r>
+      <w:r>
+        <w:rPr>
+          <w:rFonts w:hint="eastAsia"/>
+        </w:rPr>
+        <w:t>，攻击距离+1，攻击后失去蓄力状态。</w:t>
+      </w:r>
+    </w:p>
+    <w:p>
+      <w:r>
+        <w:rPr>
+          <w:rFonts w:hint="eastAsia"/>
+        </w:rPr>
+        <w:t>蓄力可连续使用两次（这一回合的第一二帧，或者这一回合的第二帧和下一回合的第一帧）。</w:t>
+      </w:r>
+    </w:p>
+    <w:p>
+      <w:r>
+        <w:rPr>
+          <w:rFonts w:hint="eastAsia"/>
+        </w:rPr>
+        <w:t>连续使用两次后获得“蓄力2”状态，下次攻击伤害+3, 攻击距离+1，使对手硬直1帧</w:t>
+      </w:r>
+      <w:r>
+        <w:rPr>
+          <w:rFonts w:hint="eastAsia"/>
+        </w:rPr>
+        <w:t>。</w:t>
+      </w:r>
+    </w:p>
+    <w:p>
+      <w:r>
+        <w:rPr>
+          <w:rFonts w:hint="eastAsia"/>
+        </w:rPr>
+        <w:t>蓄力时</w:t>
+      </w:r>
+      <w:r>
+        <w:t>被</w:t>
+      </w:r>
+      <w:r>
+        <w:rPr>
+          <w:rFonts w:hint="eastAsia"/>
+        </w:rPr>
+        <w:t>控制</w:t>
+      </w:r>
+      <w:r>
+        <w:t>：失去蓄力状态</w:t>
+      </w:r>
+      <w:r>
+        <w:rPr>
+          <w:rFonts w:hint="eastAsia"/>
+        </w:rPr>
+        <w:t>，后续</w:t>
+      </w:r>
+      <w:r>
+        <w:rPr>
+          <w:rFonts w:hint="eastAsia"/>
+        </w:rPr>
+        <w:t>受到伤害+1</w:t>
+      </w:r>
+      <w:r>
+        <w:rPr>
+          <w:rFonts w:hint="eastAsia"/>
+        </w:rPr>
+        <w:t>。蓄力时被打断：失去蓄力状态，受到伤害+1.</w:t>
+      </w:r>
+    </w:p>
+    <w:p/>
+    <w:p>
+      <w:pPr>
+        <w:rPr>
+          <w:rFonts w:hint="eastAsia"/>
+        </w:rPr>
+      </w:pPr>
     </w:p>
     <w:p>
       <w:pPr>
@@ -50,25 +236,232 @@
         </w:rPr>
       </w:pPr>
       <w:r>
-        <w:t>爆血：在任何情况下可以使用，距离1格，若击中对手，对自身造成3伤害，对对手造成</w:t>
-      </w:r>
-      <w:r>
-        <w:rPr>
-          <w:rFonts w:hint="eastAsia"/>
-        </w:rPr>
-        <w:t>‘</w:t>
-      </w:r>
-      <w:r>
+        <w:rPr>
+          <w:rFonts w:hint="eastAsia"/>
+        </w:rPr>
+        <w:t>攻击</w:t>
+      </w:r>
+      <w:r>
+        <w:rPr>
+          <w:rFonts w:hint="eastAsia"/>
+        </w:rPr>
+        <w:t>（键位J）</w:t>
+      </w:r>
+      <w:r>
+        <w:t>：消耗</w:t>
+      </w:r>
+      <w:r>
+        <w:rPr>
+          <w:rFonts w:hint="eastAsia"/>
+        </w:rPr>
+        <w:t>1</w:t>
+      </w:r>
+      <w:r>
+        <w:t>帧，1伤害</w:t>
+      </w:r>
+      <w:r>
+        <w:rPr>
+          <w:rFonts w:hint="eastAsia"/>
+        </w:rPr>
+        <w:t xml:space="preserve">。 </w:t>
+      </w:r>
+    </w:p>
+    <w:p/>
+    <w:p>
+      <w:pPr>
+        <w:rPr>
+          <w:rFonts w:hint="eastAsia"/>
+        </w:rPr>
+      </w:pPr>
+      <w:r>
+        <w:t>控制</w:t>
+      </w:r>
+      <w:r>
+        <w:rPr>
+          <w:rFonts w:hint="eastAsia"/>
+        </w:rPr>
+        <w:t>（键位K）</w:t>
+      </w:r>
+      <w:r>
+        <w:t>：消耗</w:t>
+      </w:r>
+      <w:r>
+        <w:rPr>
+          <w:rFonts w:hint="eastAsia"/>
+        </w:rPr>
+        <w:t>1</w:t>
+      </w:r>
+      <w:r>
+        <w:t>帧，</w:t>
+      </w:r>
+      <w:r>
+        <w:rPr>
+          <w:rFonts w:hint="eastAsia"/>
+        </w:rPr>
+        <w:t>距离1格。</w:t>
+      </w:r>
+      <w:r>
+        <w:rPr>
+          <w:rFonts w:hint="eastAsia"/>
+        </w:rPr>
+        <w:t>若未命中则自己硬直1帧。</w:t>
+      </w:r>
+      <w:r>
+        <w:t>无伤害，使对手被控制（无法行动，</w:t>
+      </w:r>
+      <w:proofErr w:type="gramStart"/>
+      <w:r>
+        <w:t>除了</w:t>
+      </w:r>
+      <w:r>
+        <w:rPr>
+          <w:rFonts w:hint="eastAsia"/>
+        </w:rPr>
+        <w:t>爆</w:t>
+      </w:r>
+      <w:r>
+        <w:t>血</w:t>
+      </w:r>
+      <w:r>
+        <w:rPr>
+          <w:rFonts w:hint="eastAsia"/>
+        </w:rPr>
+        <w:t>和</w:t>
+      </w:r>
+      <w:proofErr w:type="gramEnd"/>
+      <w:r>
+        <w:rPr>
+          <w:rFonts w:hint="eastAsia"/>
+        </w:rPr>
+        <w:t>防御</w:t>
+      </w:r>
+      <w:r>
+        <w:t>）。可触发后续效果</w:t>
+      </w:r>
+      <w:r>
+        <w:rPr>
+          <w:rFonts w:hint="eastAsia"/>
+        </w:rPr>
+        <w:t>，执行任意行动后解除对对方的控制状态</w:t>
+      </w:r>
+      <w:r>
+        <w:t xml:space="preserve">—— </w:t>
+      </w:r>
+    </w:p>
+    <w:p>
+      <w:r>
+        <w:t>抱摔</w:t>
+      </w:r>
+      <w:r>
+        <w:rPr>
+          <w:rFonts w:hint="eastAsia"/>
+        </w:rPr>
+        <w:t>（键位</w:t>
+      </w:r>
+      <w:r>
+        <w:rPr>
+          <w:rFonts w:hint="eastAsia"/>
+        </w:rPr>
+        <w:t>主键盘</w:t>
+      </w:r>
+      <w:r>
+        <w:rPr>
+          <w:rFonts w:hint="eastAsia"/>
+        </w:rPr>
+        <w:t>1</w:t>
+      </w:r>
+      <w:r>
+        <w:rPr>
+          <w:rFonts w:hint="eastAsia"/>
+        </w:rPr>
+        <w:t>，仅在控制对手时可使用</w:t>
+      </w:r>
+      <w:r>
+        <w:rPr>
+          <w:rFonts w:hint="eastAsia"/>
+        </w:rPr>
+        <w:t>）</w:t>
+      </w:r>
+      <w:r>
+        <w:t>：消耗</w:t>
+      </w:r>
+      <w:r>
+        <w:rPr>
+          <w:rFonts w:hint="eastAsia"/>
+        </w:rPr>
+        <w:t>1</w:t>
+      </w:r>
+      <w:r>
+        <w:t>帧</w:t>
+      </w:r>
+      <w:r>
+        <w:rPr>
+          <w:rFonts w:hint="eastAsia"/>
+        </w:rPr>
+        <w:t>，</w:t>
+      </w:r>
+      <w:r>
+        <w:t>4伤害；投掷</w:t>
+      </w:r>
+      <w:r>
+        <w:rPr>
+          <w:rFonts w:hint="eastAsia"/>
+        </w:rPr>
+        <w:t>（键位</w:t>
+      </w:r>
+      <w:r>
+        <w:rPr>
+          <w:rFonts w:hint="eastAsia"/>
+        </w:rPr>
+        <w:t>主键盘</w:t>
+      </w:r>
+      <w:r>
+        <w:rPr>
+          <w:rFonts w:hint="eastAsia"/>
+        </w:rPr>
+        <w:t>2</w:t>
+      </w:r>
+      <w:r>
+        <w:rPr>
+          <w:rFonts w:hint="eastAsia"/>
+        </w:rPr>
+        <w:t>，仅在控制对手时可使用</w:t>
+      </w:r>
+      <w:r>
+        <w:rPr>
+          <w:rFonts w:hint="eastAsia"/>
+        </w:rPr>
+        <w:t>）</w:t>
+      </w:r>
+      <w:r>
+        <w:t>：消耗</w:t>
+      </w:r>
+      <w:r>
+        <w:rPr>
+          <w:rFonts w:hint="eastAsia"/>
+        </w:rPr>
+        <w:t>1</w:t>
+      </w:r>
+      <w:r>
+        <w:t>帧</w:t>
+      </w:r>
+      <w:r>
+        <w:rPr>
+          <w:rFonts w:hint="eastAsia"/>
+        </w:rPr>
+        <w:t>，2</w:t>
+      </w:r>
+      <w:r>
+        <w:t>伤害，使对手远离自己</w:t>
+      </w:r>
+      <w:r>
+        <w:rPr>
+          <w:rFonts w:hint="eastAsia"/>
+        </w:rPr>
         <w:t>3</w:t>
       </w:r>
       <w:r>
-        <w:rPr>
-          <w:rFonts w:hint="eastAsia"/>
-        </w:rPr>
-        <w:t>-当前距离’</w:t>
-      </w:r>
-      <w:r>
-        <w:t xml:space="preserve">伤害，若未击中对手，对自身造成6伤害。 </w:t>
+        <w:t>格</w:t>
       </w:r>
     </w:p>
     <w:p>
@@ -78,49 +471,42 @@
         </w:rPr>
       </w:pPr>
       <w:r>
-        <w:t>蓄力</w:t>
-      </w:r>
-      <w:r>
-        <w:rPr>
-          <w:rFonts w:hint="eastAsia"/>
-        </w:rPr>
-        <w:t xml:space="preserve"> ：</w:t>
-      </w:r>
-      <w:r>
-        <w:t xml:space="preserve">消耗2帧 </w:t>
-      </w:r>
-      <w:r>
-        <w:rPr>
-          <w:rFonts w:hint="eastAsia"/>
-        </w:rPr>
-        <w:t>，</w:t>
-      </w:r>
-      <w:r>
-        <w:t>获得"蓄力"状态，下次攻击伤害+</w:t>
-      </w:r>
-      <w:r>
-        <w:rPr>
-          <w:rFonts w:hint="eastAsia"/>
-        </w:rPr>
-        <w:t>3，使对手硬直1帧，可在第一帧取消，取消后下次攻击伤害+1，若两帧内被攻击则受到伤害+1。</w:t>
-      </w:r>
-      <w:r>
-        <w:t>被</w:t>
-      </w:r>
-      <w:r>
-        <w:rPr>
-          <w:rFonts w:hint="eastAsia"/>
-        </w:rPr>
-        <w:t>控制</w:t>
-      </w:r>
-      <w:r>
-        <w:t>：失去蓄力状态+</w:t>
-      </w:r>
-      <w:r>
-        <w:rPr>
-          <w:rFonts w:hint="eastAsia"/>
-        </w:rPr>
-        <w:t>受到伤害+1</w:t>
+        <w:t xml:space="preserve"> </w:t>
+      </w:r>
+      <w:r>
+        <w:rPr>
+          <w:rFonts w:hint="eastAsia"/>
+        </w:rPr>
+        <w:t xml:space="preserve">    </w:t>
+      </w:r>
+    </w:p>
+    <w:p/>
+    <w:p>
+      <w:pPr>
+        <w:rPr>
+          <w:rFonts w:hint="eastAsia"/>
+        </w:rPr>
+      </w:pPr>
+      <w:r>
+        <w:t>防御</w:t>
+      </w:r>
+      <w:r>
+        <w:rPr>
+          <w:rFonts w:hint="eastAsia"/>
+        </w:rPr>
+        <w:t>（键位S）</w:t>
+      </w:r>
+      <w:r>
+        <w:t>：消耗</w:t>
+      </w:r>
+      <w:r>
+        <w:rPr>
+          <w:rFonts w:hint="eastAsia"/>
+        </w:rPr>
+        <w:t>1</w:t>
+      </w:r>
+      <w:r>
+        <w:t xml:space="preserve">帧。无伤害，使自己在这一帧内受到伤害-1 </w:t>
       </w:r>
     </w:p>
     <w:p>
@@ -130,10 +516,13 @@
         </w:rPr>
       </w:pPr>
       <w:r>
-        <w:rPr>
-          <w:rFonts w:hint="eastAsia"/>
-        </w:rPr>
-        <w:t>攻击</w:t>
+        <w:t>防御反击</w:t>
+      </w:r>
+      <w:r>
+        <w:rPr>
+          <w:rFonts w:hint="eastAsia"/>
+        </w:rPr>
+        <w:t>（键位W）</w:t>
       </w:r>
       <w:r>
         <w:t>：消耗</w:t>
@@ -145,22 +534,7 @@
         <w:t>1</w:t>
       </w:r>
       <w:r>
-        <w:t>帧，1伤害</w:t>
-      </w:r>
-      <w:r>
-        <w:rPr>
-          <w:rFonts w:hint="eastAsia"/>
-        </w:rPr>
-        <w:t>，连续击中3次，</w:t>
-      </w:r>
-      <w:r>
-        <w:t>使对手1帧硬直</w:t>
-      </w:r>
-      <w:r>
-        <w:rPr>
-          <w:rFonts w:hint="eastAsia"/>
-        </w:rPr>
-        <w:t>。</w:t>
+        <w:t xml:space="preserve">帧，使自己在这一帧内受到伤害-1，若对手击中自身，对对手造成1伤害，若未受到攻击，则硬直1帧。 </w:t>
       </w:r>
     </w:p>
     <w:p>
@@ -170,7 +544,16 @@
         </w:rPr>
       </w:pPr>
       <w:r>
-        <w:t>控制：消耗</w:t>
+        <w:t>移动</w:t>
+      </w:r>
+      <w:r>
+        <w:rPr>
+          <w:rFonts w:hint="eastAsia"/>
+        </w:rPr>
+        <w:t>（向左键位A，向右键位D）</w:t>
+      </w:r>
+      <w:r>
+        <w:t>：消耗</w:t>
       </w:r>
       <w:r>
         <w:rPr>
@@ -179,16 +562,16 @@
         <w:t>1</w:t>
       </w:r>
       <w:r>
-        <w:t>帧，</w:t>
-      </w:r>
-      <w:r>
-        <w:rPr>
-          <w:rFonts w:hint="eastAsia"/>
-        </w:rPr>
-        <w:t>距离1格。</w:t>
-      </w:r>
-      <w:r>
-        <w:t xml:space="preserve">无伤害，使对手被控制（无法行动，除了暴血）。可触发后续效果—— </w:t>
+        <w:t>帧，前进或后退</w:t>
+      </w:r>
+      <w:r>
+        <w:rPr>
+          <w:rFonts w:hint="eastAsia"/>
+        </w:rPr>
+        <w:t>1</w:t>
+      </w:r>
+      <w:r>
+        <w:t xml:space="preserve">格 </w:t>
       </w:r>
     </w:p>
     <w:p>
@@ -198,7 +581,40 @@
         </w:rPr>
       </w:pPr>
       <w:r>
-        <w:t>抱摔：消耗</w:t>
+        <w:t>快速移动</w:t>
+      </w:r>
+      <w:r>
+        <w:rPr>
+          <w:rFonts w:hint="eastAsia"/>
+        </w:rPr>
+        <w:t>（向左键位</w:t>
+      </w:r>
+      <w:r>
+        <w:rPr>
+          <w:rFonts w:hint="eastAsia"/>
+        </w:rPr>
+        <w:t>Q</w:t>
+      </w:r>
+      <w:r>
+        <w:rPr>
+          <w:rFonts w:hint="eastAsia"/>
+        </w:rPr>
+        <w:t>，向右键位</w:t>
+      </w:r>
+      <w:r>
+        <w:rPr>
+          <w:rFonts w:hint="eastAsia"/>
+        </w:rPr>
+        <w:t>E</w:t>
+      </w:r>
+      <w:r>
+        <w:rPr>
+          <w:rFonts w:hint="eastAsia"/>
+        </w:rPr>
+        <w:t>）</w:t>
+      </w:r>
+      <w:r>
+        <w:t>：消耗</w:t>
       </w:r>
       <w:r>
         <w:rPr>
@@ -207,49 +623,25 @@
         <w:t>1</w:t>
       </w:r>
       <w:r>
-        <w:t>帧</w:t>
-      </w:r>
-      <w:r>
-        <w:rPr>
-          <w:rFonts w:hint="eastAsia"/>
-        </w:rPr>
-        <w:t>，</w:t>
-      </w:r>
-      <w:r>
-        <w:t>4伤害，若被爆血受到伤害</w:t>
-      </w:r>
-      <w:r>
-        <w:rPr>
-          <w:rFonts w:hint="eastAsia"/>
-        </w:rPr>
-        <w:t>+</w:t>
-      </w:r>
-      <w:r>
-        <w:t>2；投掷：消耗</w:t>
-      </w:r>
-      <w:r>
-        <w:rPr>
-          <w:rFonts w:hint="eastAsia"/>
-        </w:rPr>
-        <w:t>1</w:t>
-      </w:r>
-      <w:r>
-        <w:t>帧</w:t>
-      </w:r>
-      <w:r>
-        <w:rPr>
-          <w:rFonts w:hint="eastAsia"/>
-        </w:rPr>
-        <w:t>，2</w:t>
-      </w:r>
-      <w:r>
-        <w:t xml:space="preserve">伤害，使对手远离自己2格 </w:t>
-      </w:r>
-      <w:r>
-        <w:rPr>
-          <w:rFonts w:hint="eastAsia"/>
-        </w:rPr>
-        <w:t xml:space="preserve">    </w:t>
+        <w:t>帧，前进</w:t>
+      </w:r>
+      <w:r>
+        <w:rPr>
+          <w:rFonts w:hint="eastAsia"/>
+        </w:rPr>
+        <w:t>2</w:t>
+      </w:r>
+      <w:r>
+        <w:t>格，</w:t>
+      </w:r>
+      <w:r>
+        <w:rPr>
+          <w:rFonts w:hint="eastAsia"/>
+        </w:rPr>
+        <w:t>下次</w:t>
+      </w:r>
+      <w:r>
+        <w:t>造成伤害和受到伤害+1</w:t>
       </w:r>
     </w:p>
     <w:p>
@@ -259,18 +651,15 @@
         </w:rPr>
       </w:pPr>
       <w:r>
-        <w:t>防御：消耗</w:t>
-      </w:r>
-      <w:r>
-        <w:rPr>
-          <w:rFonts w:hint="eastAsia"/>
-        </w:rPr>
-        <w:t>1</w:t>
-      </w:r>
-      <w:r>
-        <w:t xml:space="preserve">帧。无伤害，使自己在这一帧内受到伤害-1 </w:t>
+        <w:rPr>
+          <w:rFonts w:hint="eastAsia"/>
+        </w:rPr>
+        <w:lastRenderedPageBreak/>
+        <w:t>若对手攻击时移动，视为闪避，使对手硬直1帧</w:t>
       </w:r>
     </w:p>
+    <w:p/>
+    <w:p/>
     <w:p>
       <w:pPr>
         <w:rPr>
@@ -278,102 +667,11 @@
         </w:rPr>
       </w:pPr>
       <w:r>
-        <w:t>防御反击：消耗</w:t>
-      </w:r>
-      <w:r>
-        <w:rPr>
-          <w:rFonts w:hint="eastAsia"/>
-        </w:rPr>
-        <w:t>1</w:t>
-      </w:r>
-      <w:r>
-        <w:t xml:space="preserve">帧，无伤害，使自己在这一帧内受到伤害-1，若对手击中自身，对对手造成1伤害，若未受到攻击，则硬直1帧。 </w:t>
-      </w:r>
-    </w:p>
-    <w:p>
-      <w:pPr>
-        <w:rPr>
-          <w:rFonts w:hint="eastAsia"/>
-        </w:rPr>
-      </w:pPr>
-      <w:r>
-        <w:t>移动：消耗</w:t>
-      </w:r>
-      <w:r>
-        <w:rPr>
-          <w:rFonts w:hint="eastAsia"/>
-        </w:rPr>
-        <w:t>1</w:t>
-      </w:r>
-      <w:r>
-        <w:t>帧，前进或后退</w:t>
-      </w:r>
-      <w:r>
-        <w:rPr>
-          <w:rFonts w:hint="eastAsia"/>
-        </w:rPr>
-        <w:t>1</w:t>
-      </w:r>
-      <w:r>
-        <w:t xml:space="preserve">格 </w:t>
-      </w:r>
-    </w:p>
-    <w:p>
-      <w:pPr>
-        <w:rPr>
-          <w:rFonts w:hint="eastAsia"/>
-        </w:rPr>
-      </w:pPr>
-      <w:r>
-        <w:t>快速移动：消耗</w:t>
-      </w:r>
-      <w:r>
-        <w:rPr>
-          <w:rFonts w:hint="eastAsia"/>
-        </w:rPr>
-        <w:t>1</w:t>
-      </w:r>
-      <w:r>
-        <w:t>帧，前进</w:t>
-      </w:r>
-      <w:r>
-        <w:rPr>
-          <w:rFonts w:hint="eastAsia"/>
-        </w:rPr>
-        <w:t>2</w:t>
-      </w:r>
-      <w:r>
-        <w:t>格，</w:t>
-      </w:r>
-      <w:r>
-        <w:rPr>
-          <w:rFonts w:hint="eastAsia"/>
-        </w:rPr>
-        <w:t>下次</w:t>
-      </w:r>
-      <w:r>
-        <w:t>造成伤害和受到伤害+1</w:t>
-      </w:r>
-    </w:p>
-    <w:p>
-      <w:pPr>
-        <w:rPr>
-          <w:rFonts w:hint="eastAsia"/>
-        </w:rPr>
-      </w:pPr>
-      <w:r>
-        <w:rPr>
-          <w:rFonts w:hint="eastAsia"/>
-        </w:rPr>
-        <w:t>若对手攻击时移动，视为闪避，可无消耗移动1格，并使对手硬直1帧</w:t>
-      </w:r>
-    </w:p>
-    <w:p>
-      <w:pPr>
-        <w:rPr>
-          <w:rFonts w:hint="eastAsia"/>
-        </w:rPr>
-      </w:pPr>
+        <w:rPr>
+          <w:rFonts w:hint="eastAsia"/>
+        </w:rPr>
+        <w:t>连续3帧击中对手使对手硬直1帧</w:t>
+      </w:r>
     </w:p>
     <w:sectPr>
       <w:pgSz w:w="11906" w:h="16838"/>

--- a/project_design.docx
+++ b/project_design.docx
@@ -90,7 +90,10 @@
         <w:t>‘</w:t>
       </w:r>
       <w:r>
-        <w:t>3</w:t>
+        <w:rPr>
+          <w:rFonts w:hint="eastAsia"/>
+        </w:rPr>
+        <w:t>6</w:t>
       </w:r>
       <w:r>
         <w:rPr>
@@ -307,11 +310,7 @@
         <w:t>若未命中则自己硬直1帧。</w:t>
       </w:r>
       <w:r>
-        <w:t>无伤害，使对手被控制（无法行动，</w:t>
-      </w:r>
-      <w:proofErr w:type="gramStart"/>
-      <w:r>
-        <w:t>除了</w:t>
+        <w:t>无伤害，使对手被控制（无法行动，除了</w:t>
       </w:r>
       <w:r>
         <w:rPr>
@@ -326,14 +325,7 @@
         <w:rPr>
           <w:rFonts w:hint="eastAsia"/>
         </w:rPr>
-        <w:t>和</w:t>
-      </w:r>
-      <w:proofErr w:type="gramEnd"/>
-      <w:r>
-        <w:rPr>
-          <w:rFonts w:hint="eastAsia"/>
-        </w:rPr>
-        <w:t>防御</w:t>
+        <w:t>和防御</w:t>
       </w:r>
       <w:r>
         <w:t>）。可触发后续效果</w:t>

--- a/project_design.docx
+++ b/project_design.docx
@@ -393,7 +393,16 @@
         <w:t>，</w:t>
       </w:r>
       <w:r>
-        <w:t>4伤害；投掷</w:t>
+        <w:t>4伤害</w:t>
+      </w:r>
+      <w:r>
+        <w:rPr>
+          <w:rFonts w:hint="eastAsia"/>
+        </w:rPr>
+        <w:t>，受到伤害+2</w:t>
+      </w:r>
+      <w:r>
+        <w:t>；投掷</w:t>
       </w:r>
       <w:r>
         <w:rPr>
@@ -633,36 +642,482 @@
         <w:t>下次</w:t>
       </w:r>
       <w:r>
-        <w:t>造成伤害和受到伤害+1</w:t>
-      </w:r>
-    </w:p>
-    <w:p>
-      <w:pPr>
-        <w:rPr>
-          <w:rFonts w:hint="eastAsia"/>
-        </w:rPr>
-      </w:pPr>
-      <w:r>
-        <w:rPr>
-          <w:rFonts w:hint="eastAsia"/>
-        </w:rPr>
+        <w:t>造成伤害和受到伤</w:t>
+      </w:r>
+      <w:r>
         <w:lastRenderedPageBreak/>
+        <w:t>害+1</w:t>
+      </w:r>
+    </w:p>
+    <w:p>
+      <w:pPr>
+        <w:rPr>
+          <w:rFonts w:hint="eastAsia"/>
+        </w:rPr>
+      </w:pPr>
+      <w:r>
+        <w:rPr>
+          <w:rFonts w:hint="eastAsia"/>
+        </w:rPr>
         <w:t>若对手攻击时移动，视为闪避，使对手硬直1帧</w:t>
       </w:r>
     </w:p>
     <w:p/>
     <w:p/>
     <w:p>
-      <w:pPr>
-        <w:rPr>
-          <w:rFonts w:hint="eastAsia"/>
-        </w:rPr>
-      </w:pPr>
       <w:r>
         <w:rPr>
           <w:rFonts w:hint="eastAsia"/>
         </w:rPr>
         <w:t>连续3帧击中对手使对手硬直1帧</w:t>
+      </w:r>
+    </w:p>
+    <w:p/>
+    <w:p/>
+    <w:p/>
+    <w:p/>
+    <w:p/>
+    <w:p>
+      <w:pPr>
+        <w:rPr>
+          <w:rFonts w:hint="eastAsia"/>
+        </w:rPr>
+      </w:pPr>
+      <w:r>
+        <w:rPr>
+          <w:rFonts w:hint="eastAsia"/>
+        </w:rPr>
+        <w:t>为什么这个日志这么乱，有好多乱七八糟的阶段。而且位置的碰撞好像也不是用状态来实现的，而还是有先后顺序</w:t>
+      </w:r>
+    </w:p>
+    <w:p>
+      <w:pPr>
+        <w:rPr>
+          <w:rFonts w:hint="eastAsia"/>
+        </w:rPr>
+      </w:pPr>
+      <w:r>
+        <w:rPr>
+          <w:rFonts w:hint="eastAsia"/>
+        </w:rPr>
+        <w:t>有什么更好的方法吗，比如AB距离为3的时候，A用冲刺向右，B用普通向左一格，如果先结算A的话那么B就会待在原地移动失败，而如果先结算B的话那么双方都会靠近一格。</w:t>
+      </w:r>
+    </w:p>
+    <w:p/>
+    <w:p/>
+    <w:p/>
+    <w:p/>
+    <w:p>
+      <w:r>
+        <w:t>我觉得你应该把action看为加buff，例如这一帧alice执行防御，那么他此刻的状态就是（受到伤害-1最低为0，受到伤害不为，输出伤害0），bob执行attack，那么她的状态就是（受到伤害-0，输出伤害+1），他们各自储存状态之后在计算交互 例如移动的话就是alice（受到伤害-0，输出伤害0）</w:t>
+      </w:r>
+    </w:p>
+    <w:p>
+      <w:pPr>
+        <w:rPr>
+          <w:rFonts w:hint="eastAsia"/>
+        </w:rPr>
+      </w:pPr>
+      <w:r>
+        <w:rPr>
+          <w:rFonts w:hint="eastAsia"/>
+        </w:rPr>
+        <w:t>我觉得还是应该用状态来</w:t>
+      </w:r>
+      <w:r>
+        <w:rPr>
+          <w:rFonts w:hint="eastAsia"/>
+        </w:rPr>
+        <w:t>构建</w:t>
+      </w:r>
+    </w:p>
+    <w:p>
+      <w:pPr>
+        <w:rPr>
+          <w:rFonts w:hint="eastAsia"/>
+        </w:rPr>
+      </w:pPr>
+      <w:r>
+        <w:rPr>
+          <w:rFonts w:hint="eastAsia"/>
+        </w:rPr>
+        <w:t>移动也是一样的，</w:t>
+      </w:r>
+      <w:r>
+        <w:rPr>
+          <w:rFonts w:hint="eastAsia"/>
+        </w:rPr>
+        <w:t>假设A初始在2，B初始在5</w:t>
+      </w:r>
+    </w:p>
+    <w:p>
+      <w:pPr>
+        <w:rPr>
+          <w:rFonts w:hint="eastAsia"/>
+        </w:rPr>
+      </w:pPr>
+      <w:r>
+        <w:rPr>
+          <w:rFonts w:hint="eastAsia"/>
+        </w:rPr>
+        <w:t>一帧内A对自身施加两次（距离+1）加1状态，B对自身施加一次（距离-1）状态</w:t>
+      </w:r>
+    </w:p>
+    <w:p>
+      <w:pPr>
+        <w:rPr>
+          <w:rFonts w:hint="eastAsia"/>
+        </w:rPr>
+      </w:pPr>
+      <w:r>
+        <w:rPr>
+          <w:rFonts w:hint="eastAsia"/>
+        </w:rPr>
+        <w:t>先检测完全施加状态后的情况，即施加两次状态后A在（位置4），B在（位置4），重叠，因此二者对自身施加状态失败（即action失败），两者各取消最后施加的一个状态。</w:t>
+      </w:r>
+    </w:p>
+    <w:p>
+      <w:pPr>
+        <w:rPr>
+          <w:rFonts w:hint="eastAsia"/>
+        </w:rPr>
+      </w:pPr>
+      <w:r>
+        <w:rPr>
+          <w:rFonts w:hint="eastAsia"/>
+        </w:rPr>
+        <w:lastRenderedPageBreak/>
+        <w:t>因此，由于A施加了两次状态，而B只施加了一次，因此A有一次施加状态成功，即第一次（距离+1）</w:t>
+      </w:r>
+    </w:p>
+    <w:p>
+      <w:pPr>
+        <w:rPr>
+          <w:rFonts w:hint="eastAsia"/>
+        </w:rPr>
+      </w:pPr>
+      <w:r>
+        <w:rPr>
+          <w:rFonts w:hint="eastAsia"/>
+        </w:rPr>
+        <w:t>最后即A（位置3），B（位置5），因为B施加的全部移动状态失败，所以位置没有变化，这边是最后结算时的状态。</w:t>
+      </w:r>
+    </w:p>
+    <w:p>
+      <w:pPr>
+        <w:rPr>
+          <w:rFonts w:hint="eastAsia"/>
+        </w:rPr>
+      </w:pPr>
+    </w:p>
+    <w:p>
+      <w:pPr>
+        <w:rPr>
+          <w:rFonts w:hint="eastAsia"/>
+        </w:rPr>
+      </w:pPr>
+      <w:r>
+        <w:rPr>
+          <w:rFonts w:hint="eastAsia"/>
+        </w:rPr>
+        <w:t>同理，如果A在3，B在4，A也是dash+2，B移动-1，</w:t>
+      </w:r>
+    </w:p>
+    <w:p>
+      <w:pPr>
+        <w:rPr>
+          <w:rFonts w:hint="eastAsia"/>
+        </w:rPr>
+      </w:pPr>
+      <w:r>
+        <w:rPr>
+          <w:rFonts w:hint="eastAsia"/>
+        </w:rPr>
+        <w:t>计算一帧后完全施加状态的情况，即A（位置5），B（位置3），5&gt;3，说明A穿过了B，这是不被允许的，我们的游戏中没有任何穿越的情况，就算控制的时候距离为0也只能两个位置相等，因此同理，最后一次施加的状态失败，再进行检测，变成A+1在（位置4）且获得冲刺buff，B不动，监测通过，状态结算</w:t>
+      </w:r>
+    </w:p>
+    <w:p>
+      <w:pPr>
+        <w:rPr>
+          <w:rFonts w:hint="eastAsia"/>
+        </w:rPr>
+      </w:pPr>
+    </w:p>
+    <w:p>
+      <w:pPr>
+        <w:rPr>
+          <w:rFonts w:hint="eastAsia"/>
+        </w:rPr>
+      </w:pPr>
+      <w:r>
+        <w:rPr>
+          <w:rFonts w:hint="eastAsia"/>
+        </w:rPr>
+        <w:t>另外我觉得冲刺状态要可以叠加，最多两层，即造成和受到伤害+2（如果一格都冲刺不了那么两次状态施加都失败，也无法获得冲刺状态buff）。但一次冲刺最多只能获得一层冲刺buff</w:t>
+      </w:r>
+    </w:p>
+    <w:p>
+      <w:pPr>
+        <w:rPr>
+          <w:rFonts w:hint="eastAsia"/>
+        </w:rPr>
+      </w:pPr>
+    </w:p>
+    <w:p>
+      <w:r>
+        <w:rPr>
+          <w:rFonts w:hint="eastAsia"/>
+        </w:rPr>
+        <w:t>另外还可以有血量状态（对血量操控的状态），和控制状态（对硬直和控制操作的状态）</w:t>
+      </w:r>
+      <w:r>
+        <w:rPr>
+          <w:rFonts w:hint="eastAsia"/>
+        </w:rPr>
+        <w:t>，</w:t>
+      </w:r>
+      <w:r>
+        <w:rPr>
+          <w:rFonts w:hint="eastAsia"/>
+        </w:rPr>
+        <w:t>通过检测距离和相互状态来实现交互</w:t>
+      </w:r>
+      <w:r>
+        <w:br/>
+      </w:r>
+      <w:r>
+        <w:rPr>
+          <w:rFonts w:hint="eastAsia"/>
+        </w:rPr>
+        <w:t>例如防御反击，A使用防御反击，那么就是对自己的</w:t>
+      </w:r>
+      <w:r>
+        <w:rPr>
+          <w:rFonts w:hint="eastAsia"/>
+        </w:rPr>
+        <w:t>血量状态</w:t>
+      </w:r>
+      <w:r>
+        <w:rPr>
+          <w:rFonts w:hint="eastAsia"/>
+        </w:rPr>
+        <w:t>加入（收到伤-1）的状态，如果没有受到攻击，即B没有对A施加任何血量状态的话，对自己的控制状态加入（硬直）状态</w:t>
+      </w:r>
+    </w:p>
+    <w:p>
+      <w:r>
+        <w:rPr>
+          <w:rFonts w:hint="eastAsia"/>
+        </w:rPr>
+        <w:t>到最后再统一结算状态。</w:t>
+      </w:r>
+    </w:p>
+    <w:p>
+      <w:r>
+        <w:rPr>
+          <w:rFonts w:hint="eastAsia"/>
+        </w:rPr>
+        <w:t>闪避机制也是一样的，A对</w:t>
+      </w:r>
+      <w:r>
+        <w:rPr>
+          <w:rFonts w:hint="eastAsia"/>
+        </w:rPr>
+        <w:t>成功对</w:t>
+      </w:r>
+      <w:r>
+        <w:rPr>
+          <w:rFonts w:hint="eastAsia"/>
+        </w:rPr>
+        <w:t>自身施加位置改变状态，如果B对</w:t>
+      </w:r>
+      <w:r>
+        <w:rPr>
+          <w:rFonts w:hint="eastAsia"/>
+        </w:rPr>
+        <w:t>位移前的</w:t>
+      </w:r>
+      <w:r>
+        <w:rPr>
+          <w:rFonts w:hint="eastAsia"/>
+        </w:rPr>
+        <w:t>A</w:t>
+      </w:r>
+      <w:r>
+        <w:rPr>
+          <w:rFonts w:hint="eastAsia"/>
+        </w:rPr>
+        <w:t>能成功</w:t>
+      </w:r>
+      <w:r>
+        <w:rPr>
+          <w:rFonts w:hint="eastAsia"/>
+        </w:rPr>
+        <w:t>施加</w:t>
+      </w:r>
+      <w:r>
+        <w:rPr>
+          <w:rFonts w:hint="eastAsia"/>
+        </w:rPr>
+        <w:t>成功</w:t>
+      </w:r>
+      <w:r>
+        <w:rPr>
+          <w:rFonts w:hint="eastAsia"/>
+        </w:rPr>
+        <w:t>血量操控状态的话</w:t>
+      </w:r>
+      <w:r>
+        <w:rPr>
+          <w:rFonts w:hint="eastAsia"/>
+        </w:rPr>
+        <w:t>，但对位移后的A施加失败的话，</w:t>
+      </w:r>
+      <w:r>
+        <w:rPr>
+          <w:rFonts w:hint="eastAsia"/>
+        </w:rPr>
+        <w:t>那么B获得</w:t>
+      </w:r>
+      <w:r>
+        <w:rPr>
+          <w:rFonts w:hint="eastAsia"/>
+        </w:rPr>
+        <w:t>被控制状态</w:t>
+      </w:r>
+    </w:p>
+    <w:p>
+      <w:pPr>
+        <w:rPr>
+          <w:rFonts w:hint="eastAsia"/>
+        </w:rPr>
+      </w:pPr>
+      <w:r>
+        <w:rPr>
+          <w:rFonts w:hint="eastAsia"/>
+        </w:rPr>
+        <w:t>帮我</w:t>
+      </w:r>
+      <w:r>
+        <w:t>开始重构</w:t>
+      </w:r>
+      <w:r>
+        <w:rPr>
+          <w:rFonts w:hint="eastAsia"/>
+        </w:rPr>
+        <w:t>我的</w:t>
+      </w:r>
+      <w:r>
+        <w:t>，我必须要重构我的代码</w:t>
+      </w:r>
+      <w:r>
+        <w:rPr>
+          <w:rFonts w:hint="eastAsia"/>
+        </w:rPr>
+        <w:t>，然后输出所有的完整文件，如果拆分开一步步实现的话最后也要合并起来输出完整的文件。</w:t>
+      </w:r>
+    </w:p>
+    <w:p/>
+    <w:p/>
+    <w:p/>
+    <w:p/>
+    <w:p>
+      <w:pPr>
+        <w:rPr>
+          <w:rFonts w:hint="eastAsia"/>
+        </w:rPr>
+      </w:pPr>
+    </w:p>
+    <w:p>
+      <w:pPr>
+        <w:rPr>
+          <w:rFonts w:hint="eastAsia"/>
+        </w:rPr>
+      </w:pPr>
+      <w:r>
+        <w:rPr>
+          <w:rFonts w:hint="eastAsia"/>
+        </w:rPr>
+        <w:lastRenderedPageBreak/>
+        <w:t>那么第一帧A对自身施加（对B施加控制状态）状态，对自身施加（硬直）状态</w:t>
+      </w:r>
+    </w:p>
+    <w:p>
+      <w:pPr>
+        <w:rPr>
+          <w:rFonts w:hint="eastAsia"/>
+        </w:rPr>
+      </w:pPr>
+      <w:r>
+        <w:rPr>
+          <w:rFonts w:hint="eastAsia"/>
+        </w:rPr>
+        <w:t>B对自身施加（对A造成血量-1状态）状态</w:t>
+      </w:r>
+    </w:p>
+    <w:p>
+      <w:pPr>
+        <w:rPr>
+          <w:rFonts w:hint="eastAsia"/>
+        </w:rPr>
+      </w:pPr>
+      <w:r>
+        <w:rPr>
+          <w:rFonts w:hint="eastAsia"/>
+        </w:rPr>
+        <w:t>此时A状态为{（对B施加控制状态），（硬直状态），位置3}，B状态为{（对A造成血量-1状态），位置4}。</w:t>
+      </w:r>
+    </w:p>
+    <w:p>
+      <w:pPr>
+        <w:rPr>
+          <w:rFonts w:hint="eastAsia"/>
+        </w:rPr>
+      </w:pPr>
+      <w:r>
+        <w:rPr>
+          <w:rFonts w:hint="eastAsia"/>
+        </w:rPr>
+        <w:t>通过两者状态计算我们可以知道，当A位置3而B位置4的时候，A对自身施加（对B施加控制状态）状态将会成功，而对自身施加（硬直状态）将会失败</w:t>
+      </w:r>
+    </w:p>
+    <w:p>
+      <w:pPr>
+        <w:rPr>
+          <w:rFonts w:hint="eastAsia"/>
+        </w:rPr>
+      </w:pPr>
+      <w:r>
+        <w:rPr>
+          <w:rFonts w:hint="eastAsia"/>
+        </w:rPr>
+        <w:t>因此更新A的状态为{（对B施加控制状态），位置3}，B的状态为{（对A造成血量-1状态），位置4}</w:t>
+      </w:r>
+    </w:p>
+    <w:p>
+      <w:pPr>
+        <w:rPr>
+          <w:rFonts w:hint="eastAsia"/>
+        </w:rPr>
+      </w:pPr>
+      <w:r>
+        <w:rPr>
+          <w:rFonts w:hint="eastAsia"/>
+        </w:rPr>
+        <w:t>状态结算：A获得（血量-1）状态，B获得（被控制）状态，并且（对B施加控制状态）这个状态和（对A造成血量-1状态）均会在这一帧后消失</w:t>
+      </w:r>
+    </w:p>
+    <w:p>
+      <w:pPr>
+        <w:rPr>
+          <w:rFonts w:hint="eastAsia"/>
+        </w:rPr>
+      </w:pPr>
+      <w:r>
+        <w:rPr>
+          <w:rFonts w:hint="eastAsia"/>
+        </w:rPr>
+        <w:t>最后A状态{（血量19），位置3}，B状态{（被控制），位置3}</w:t>
       </w:r>
     </w:p>
     <w:sectPr>
@@ -1282,7 +1737,6 @@
   <w:style w:type="character" w:default="1" w:styleId="a0">
     <w:name w:val="Default Paragraph Font"/>
     <w:uiPriority w:val="1"/>
-    <w:semiHidden/>
     <w:unhideWhenUsed/>
   </w:style>
   <w:style w:type="table" w:default="1" w:styleId="a1">

--- a/project_design.docx
+++ b/project_design.docx
@@ -64,7 +64,13 @@
         <w:t>、蓄力时被攻击，且己方行动未对对方造成伤害，那么视为己方行动被打断。</w:t>
       </w:r>
     </w:p>
-    <w:p/>
+    <w:p>
+      <w:pPr>
+        <w:rPr>
+          <w:rFonts w:hint="eastAsia"/>
+        </w:rPr>
+      </w:pPr>
+    </w:p>
     <w:p>
       <w:pPr>
         <w:rPr>
@@ -106,6 +112,11 @@
       </w:r>
     </w:p>
     <w:p>
+      <w:pPr>
+        <w:rPr>
+          <w:rFonts w:hint="eastAsia"/>
+        </w:rPr>
+      </w:pPr>
       <w:r>
         <w:t>蓄力</w:t>
       </w:r>
@@ -165,6 +176,11 @@
       </w:r>
     </w:p>
     <w:p>
+      <w:pPr>
+        <w:rPr>
+          <w:rFonts w:hint="eastAsia"/>
+        </w:rPr>
+      </w:pPr>
       <w:r>
         <w:rPr>
           <w:rFonts w:hint="eastAsia"/>
@@ -173,6 +189,11 @@
       </w:r>
     </w:p>
     <w:p>
+      <w:pPr>
+        <w:rPr>
+          <w:rFonts w:hint="eastAsia"/>
+        </w:rPr>
+      </w:pPr>
       <w:r>
         <w:rPr>
           <w:rFonts w:hint="eastAsia"/>
@@ -187,6 +208,11 @@
       </w:r>
     </w:p>
     <w:p>
+      <w:pPr>
+        <w:rPr>
+          <w:rFonts w:hint="eastAsia"/>
+        </w:rPr>
+      </w:pPr>
       <w:r>
         <w:rPr>
           <w:rFonts w:hint="eastAsia"/>
@@ -224,7 +250,13 @@
         <w:t>。蓄力时被打断：失去蓄力状态，受到伤害+1.</w:t>
       </w:r>
     </w:p>
-    <w:p/>
+    <w:p>
+      <w:pPr>
+        <w:rPr>
+          <w:rFonts w:hint="eastAsia"/>
+        </w:rPr>
+      </w:pPr>
+    </w:p>
     <w:p>
       <w:pPr>
         <w:rPr>
@@ -269,7 +301,13 @@
         <w:t xml:space="preserve">。 </w:t>
       </w:r>
     </w:p>
-    <w:p/>
+    <w:p>
+      <w:pPr>
+        <w:rPr>
+          <w:rFonts w:hint="eastAsia"/>
+        </w:rPr>
+      </w:pPr>
+    </w:p>
     <w:p>
       <w:pPr>
         <w:rPr>
@@ -341,6 +379,11 @@
       </w:r>
     </w:p>
     <w:p>
+      <w:pPr>
+        <w:rPr>
+          <w:rFonts w:hint="eastAsia"/>
+        </w:rPr>
+      </w:pPr>
       <w:r>
         <w:t>抱摔</w:t>
       </w:r>
@@ -481,7 +524,13 @@
         <w:t xml:space="preserve">    </w:t>
       </w:r>
     </w:p>
-    <w:p/>
+    <w:p>
+      <w:pPr>
+        <w:rPr>
+          <w:rFonts w:hint="eastAsia"/>
+        </w:rPr>
+      </w:pPr>
+    </w:p>
     <w:p>
       <w:pPr>
         <w:rPr>
@@ -588,31 +637,7 @@
         <w:rPr>
           <w:rFonts w:hint="eastAsia"/>
         </w:rPr>
-        <w:t>（向左键位</w:t>
-      </w:r>
-      <w:r>
-        <w:rPr>
-          <w:rFonts w:hint="eastAsia"/>
-        </w:rPr>
-        <w:t>Q</w:t>
-      </w:r>
-      <w:r>
-        <w:rPr>
-          <w:rFonts w:hint="eastAsia"/>
-        </w:rPr>
-        <w:t>，向右键位</w:t>
-      </w:r>
-      <w:r>
-        <w:rPr>
-          <w:rFonts w:hint="eastAsia"/>
-        </w:rPr>
-        <w:t>E</w:t>
-      </w:r>
-      <w:r>
-        <w:rPr>
-          <w:rFonts w:hint="eastAsia"/>
-        </w:rPr>
-        <w:t>）</w:t>
+        <w:t>（向左键位Q，向右键位E）</w:t>
       </w:r>
       <w:r>
         <w:t>：消耗</w:t>
@@ -662,9 +687,26 @@
         <w:t>若对手攻击时移动，视为闪避，使对手硬直1帧</w:t>
       </w:r>
     </w:p>
-    <w:p/>
-    <w:p/>
-    <w:p>
+    <w:p>
+      <w:pPr>
+        <w:rPr>
+          <w:rFonts w:hint="eastAsia"/>
+        </w:rPr>
+      </w:pPr>
+    </w:p>
+    <w:p>
+      <w:pPr>
+        <w:rPr>
+          <w:rFonts w:hint="eastAsia"/>
+        </w:rPr>
+      </w:pPr>
+    </w:p>
+    <w:p>
+      <w:pPr>
+        <w:rPr>
+          <w:rFonts w:hint="eastAsia"/>
+        </w:rPr>
+      </w:pPr>
       <w:r>
         <w:rPr>
           <w:rFonts w:hint="eastAsia"/>
@@ -672,453 +714,40 @@
         <w:t>连续3帧击中对手使对手硬直1帧</w:t>
       </w:r>
     </w:p>
-    <w:p/>
-    <w:p/>
-    <w:p/>
-    <w:p/>
-    <w:p/>
-    <w:p>
-      <w:pPr>
-        <w:rPr>
-          <w:rFonts w:hint="eastAsia"/>
-        </w:rPr>
-      </w:pPr>
-      <w:r>
-        <w:rPr>
-          <w:rFonts w:hint="eastAsia"/>
-        </w:rPr>
-        <w:t>为什么这个日志这么乱，有好多乱七八糟的阶段。而且位置的碰撞好像也不是用状态来实现的，而还是有先后顺序</w:t>
-      </w:r>
-    </w:p>
-    <w:p>
-      <w:pPr>
-        <w:rPr>
-          <w:rFonts w:hint="eastAsia"/>
-        </w:rPr>
-      </w:pPr>
-      <w:r>
-        <w:rPr>
-          <w:rFonts w:hint="eastAsia"/>
-        </w:rPr>
-        <w:t>有什么更好的方法吗，比如AB距离为3的时候，A用冲刺向右，B用普通向左一格，如果先结算A的话那么B就会待在原地移动失败，而如果先结算B的话那么双方都会靠近一格。</w:t>
-      </w:r>
-    </w:p>
-    <w:p/>
-    <w:p/>
-    <w:p/>
-    <w:p/>
-    <w:p>
-      <w:r>
-        <w:t>我觉得你应该把action看为加buff，例如这一帧alice执行防御，那么他此刻的状态就是（受到伤害-1最低为0，受到伤害不为，输出伤害0），bob执行attack，那么她的状态就是（受到伤害-0，输出伤害+1），他们各自储存状态之后在计算交互 例如移动的话就是alice（受到伤害-0，输出伤害0）</w:t>
-      </w:r>
-    </w:p>
-    <w:p>
-      <w:pPr>
-        <w:rPr>
-          <w:rFonts w:hint="eastAsia"/>
-        </w:rPr>
-      </w:pPr>
-      <w:r>
-        <w:rPr>
-          <w:rFonts w:hint="eastAsia"/>
-        </w:rPr>
-        <w:t>我觉得还是应该用状态来</w:t>
-      </w:r>
-      <w:r>
-        <w:rPr>
-          <w:rFonts w:hint="eastAsia"/>
-        </w:rPr>
-        <w:t>构建</w:t>
-      </w:r>
-    </w:p>
-    <w:p>
-      <w:pPr>
-        <w:rPr>
-          <w:rFonts w:hint="eastAsia"/>
-        </w:rPr>
-      </w:pPr>
-      <w:r>
-        <w:rPr>
-          <w:rFonts w:hint="eastAsia"/>
-        </w:rPr>
-        <w:t>移动也是一样的，</w:t>
-      </w:r>
-      <w:r>
-        <w:rPr>
-          <w:rFonts w:hint="eastAsia"/>
-        </w:rPr>
-        <w:t>假设A初始在2，B初始在5</w:t>
-      </w:r>
-    </w:p>
-    <w:p>
-      <w:pPr>
-        <w:rPr>
-          <w:rFonts w:hint="eastAsia"/>
-        </w:rPr>
-      </w:pPr>
-      <w:r>
-        <w:rPr>
-          <w:rFonts w:hint="eastAsia"/>
-        </w:rPr>
-        <w:t>一帧内A对自身施加两次（距离+1）加1状态，B对自身施加一次（距离-1）状态</w:t>
-      </w:r>
-    </w:p>
-    <w:p>
-      <w:pPr>
-        <w:rPr>
-          <w:rFonts w:hint="eastAsia"/>
-        </w:rPr>
-      </w:pPr>
-      <w:r>
-        <w:rPr>
-          <w:rFonts w:hint="eastAsia"/>
-        </w:rPr>
-        <w:t>先检测完全施加状态后的情况，即施加两次状态后A在（位置4），B在（位置4），重叠，因此二者对自身施加状态失败（即action失败），两者各取消最后施加的一个状态。</w:t>
-      </w:r>
-    </w:p>
-    <w:p>
-      <w:pPr>
-        <w:rPr>
-          <w:rFonts w:hint="eastAsia"/>
-        </w:rPr>
-      </w:pPr>
-      <w:r>
-        <w:rPr>
-          <w:rFonts w:hint="eastAsia"/>
-        </w:rPr>
-        <w:lastRenderedPageBreak/>
-        <w:t>因此，由于A施加了两次状态，而B只施加了一次，因此A有一次施加状态成功，即第一次（距离+1）</w:t>
-      </w:r>
-    </w:p>
-    <w:p>
-      <w:pPr>
-        <w:rPr>
-          <w:rFonts w:hint="eastAsia"/>
-        </w:rPr>
-      </w:pPr>
-      <w:r>
-        <w:rPr>
-          <w:rFonts w:hint="eastAsia"/>
-        </w:rPr>
-        <w:t>最后即A（位置3），B（位置5），因为B施加的全部移动状态失败，所以位置没有变化，这边是最后结算时的状态。</w:t>
-      </w:r>
-    </w:p>
-    <w:p>
-      <w:pPr>
-        <w:rPr>
-          <w:rFonts w:hint="eastAsia"/>
-        </w:rPr>
-      </w:pPr>
-    </w:p>
-    <w:p>
-      <w:pPr>
-        <w:rPr>
-          <w:rFonts w:hint="eastAsia"/>
-        </w:rPr>
-      </w:pPr>
-      <w:r>
-        <w:rPr>
-          <w:rFonts w:hint="eastAsia"/>
-        </w:rPr>
-        <w:t>同理，如果A在3，B在4，A也是dash+2，B移动-1，</w:t>
-      </w:r>
-    </w:p>
-    <w:p>
-      <w:pPr>
-        <w:rPr>
-          <w:rFonts w:hint="eastAsia"/>
-        </w:rPr>
-      </w:pPr>
-      <w:r>
-        <w:rPr>
-          <w:rFonts w:hint="eastAsia"/>
-        </w:rPr>
-        <w:t>计算一帧后完全施加状态的情况，即A（位置5），B（位置3），5&gt;3，说明A穿过了B，这是不被允许的，我们的游戏中没有任何穿越的情况，就算控制的时候距离为0也只能两个位置相等，因此同理，最后一次施加的状态失败，再进行检测，变成A+1在（位置4）且获得冲刺buff，B不动，监测通过，状态结算</w:t>
-      </w:r>
-    </w:p>
-    <w:p>
-      <w:pPr>
-        <w:rPr>
-          <w:rFonts w:hint="eastAsia"/>
-        </w:rPr>
-      </w:pPr>
-    </w:p>
-    <w:p>
-      <w:pPr>
-        <w:rPr>
-          <w:rFonts w:hint="eastAsia"/>
-        </w:rPr>
-      </w:pPr>
-      <w:r>
-        <w:rPr>
-          <w:rFonts w:hint="eastAsia"/>
-        </w:rPr>
-        <w:t>另外我觉得冲刺状态要可以叠加，最多两层，即造成和受到伤害+2（如果一格都冲刺不了那么两次状态施加都失败，也无法获得冲刺状态buff）。但一次冲刺最多只能获得一层冲刺buff</w:t>
-      </w:r>
-    </w:p>
-    <w:p>
-      <w:pPr>
-        <w:rPr>
-          <w:rFonts w:hint="eastAsia"/>
-        </w:rPr>
-      </w:pPr>
-    </w:p>
-    <w:p>
-      <w:r>
-        <w:rPr>
-          <w:rFonts w:hint="eastAsia"/>
-        </w:rPr>
-        <w:t>另外还可以有血量状态（对血量操控的状态），和控制状态（对硬直和控制操作的状态）</w:t>
-      </w:r>
-      <w:r>
-        <w:rPr>
-          <w:rFonts w:hint="eastAsia"/>
-        </w:rPr>
-        <w:t>，</w:t>
-      </w:r>
-      <w:r>
-        <w:rPr>
-          <w:rFonts w:hint="eastAsia"/>
-        </w:rPr>
-        <w:t>通过检测距离和相互状态来实现交互</w:t>
-      </w:r>
-      <w:r>
-        <w:br/>
-      </w:r>
-      <w:r>
-        <w:rPr>
-          <w:rFonts w:hint="eastAsia"/>
-        </w:rPr>
-        <w:t>例如防御反击，A使用防御反击，那么就是对自己的</w:t>
-      </w:r>
-      <w:r>
-        <w:rPr>
-          <w:rFonts w:hint="eastAsia"/>
-        </w:rPr>
-        <w:t>血量状态</w:t>
-      </w:r>
-      <w:r>
-        <w:rPr>
-          <w:rFonts w:hint="eastAsia"/>
-        </w:rPr>
-        <w:t>加入（收到伤-1）的状态，如果没有受到攻击，即B没有对A施加任何血量状态的话，对自己的控制状态加入（硬直）状态</w:t>
-      </w:r>
-    </w:p>
-    <w:p>
-      <w:r>
-        <w:rPr>
-          <w:rFonts w:hint="eastAsia"/>
-        </w:rPr>
-        <w:t>到最后再统一结算状态。</w:t>
-      </w:r>
-    </w:p>
-    <w:p>
-      <w:r>
-        <w:rPr>
-          <w:rFonts w:hint="eastAsia"/>
-        </w:rPr>
-        <w:t>闪避机制也是一样的，A对</w:t>
-      </w:r>
-      <w:r>
-        <w:rPr>
-          <w:rFonts w:hint="eastAsia"/>
-        </w:rPr>
-        <w:t>成功对</w:t>
-      </w:r>
-      <w:r>
-        <w:rPr>
-          <w:rFonts w:hint="eastAsia"/>
-        </w:rPr>
-        <w:t>自身施加位置改变状态，如果B对</w:t>
-      </w:r>
-      <w:r>
-        <w:rPr>
-          <w:rFonts w:hint="eastAsia"/>
-        </w:rPr>
-        <w:t>位移前的</w:t>
-      </w:r>
-      <w:r>
-        <w:rPr>
-          <w:rFonts w:hint="eastAsia"/>
-        </w:rPr>
-        <w:t>A</w:t>
-      </w:r>
-      <w:r>
-        <w:rPr>
-          <w:rFonts w:hint="eastAsia"/>
-        </w:rPr>
-        <w:t>能成功</w:t>
-      </w:r>
-      <w:r>
-        <w:rPr>
-          <w:rFonts w:hint="eastAsia"/>
-        </w:rPr>
-        <w:t>施加</w:t>
-      </w:r>
-      <w:r>
-        <w:rPr>
-          <w:rFonts w:hint="eastAsia"/>
-        </w:rPr>
-        <w:t>成功</w:t>
-      </w:r>
-      <w:r>
-        <w:rPr>
-          <w:rFonts w:hint="eastAsia"/>
-        </w:rPr>
-        <w:t>血量操控状态的话</w:t>
-      </w:r>
-      <w:r>
-        <w:rPr>
-          <w:rFonts w:hint="eastAsia"/>
-        </w:rPr>
-        <w:t>，但对位移后的A施加失败的话，</w:t>
-      </w:r>
-      <w:r>
-        <w:rPr>
-          <w:rFonts w:hint="eastAsia"/>
-        </w:rPr>
-        <w:t>那么B获得</w:t>
-      </w:r>
-      <w:r>
-        <w:rPr>
-          <w:rFonts w:hint="eastAsia"/>
-        </w:rPr>
-        <w:t>被控制状态</w:t>
-      </w:r>
-    </w:p>
-    <w:p>
-      <w:pPr>
-        <w:rPr>
-          <w:rFonts w:hint="eastAsia"/>
-        </w:rPr>
-      </w:pPr>
-      <w:r>
-        <w:rPr>
-          <w:rFonts w:hint="eastAsia"/>
-        </w:rPr>
-        <w:t>帮我</w:t>
-      </w:r>
-      <w:r>
-        <w:t>开始重构</w:t>
-      </w:r>
-      <w:r>
-        <w:rPr>
-          <w:rFonts w:hint="eastAsia"/>
-        </w:rPr>
-        <w:t>我的</w:t>
-      </w:r>
-      <w:r>
-        <w:t>，我必须要重构我的代码</w:t>
-      </w:r>
-      <w:r>
-        <w:rPr>
-          <w:rFonts w:hint="eastAsia"/>
-        </w:rPr>
-        <w:t>，然后输出所有的完整文件，如果拆分开一步步实现的话最后也要合并起来输出完整的文件。</w:t>
-      </w:r>
-    </w:p>
-    <w:p/>
-    <w:p/>
-    <w:p/>
-    <w:p/>
-    <w:p>
-      <w:pPr>
-        <w:rPr>
-          <w:rFonts w:hint="eastAsia"/>
-        </w:rPr>
-      </w:pPr>
-    </w:p>
-    <w:p>
-      <w:pPr>
-        <w:rPr>
-          <w:rFonts w:hint="eastAsia"/>
-        </w:rPr>
-      </w:pPr>
-      <w:r>
-        <w:rPr>
-          <w:rFonts w:hint="eastAsia"/>
-        </w:rPr>
-        <w:lastRenderedPageBreak/>
-        <w:t>那么第一帧A对自身施加（对B施加控制状态）状态，对自身施加（硬直）状态</w:t>
-      </w:r>
-    </w:p>
-    <w:p>
-      <w:pPr>
-        <w:rPr>
-          <w:rFonts w:hint="eastAsia"/>
-        </w:rPr>
-      </w:pPr>
-      <w:r>
-        <w:rPr>
-          <w:rFonts w:hint="eastAsia"/>
-        </w:rPr>
-        <w:t>B对自身施加（对A造成血量-1状态）状态</w:t>
-      </w:r>
-    </w:p>
-    <w:p>
-      <w:pPr>
-        <w:rPr>
-          <w:rFonts w:hint="eastAsia"/>
-        </w:rPr>
-      </w:pPr>
-      <w:r>
-        <w:rPr>
-          <w:rFonts w:hint="eastAsia"/>
-        </w:rPr>
-        <w:t>此时A状态为{（对B施加控制状态），（硬直状态），位置3}，B状态为{（对A造成血量-1状态），位置4}。</w:t>
-      </w:r>
-    </w:p>
-    <w:p>
-      <w:pPr>
-        <w:rPr>
-          <w:rFonts w:hint="eastAsia"/>
-        </w:rPr>
-      </w:pPr>
-      <w:r>
-        <w:rPr>
-          <w:rFonts w:hint="eastAsia"/>
-        </w:rPr>
-        <w:t>通过两者状态计算我们可以知道，当A位置3而B位置4的时候，A对自身施加（对B施加控制状态）状态将会成功，而对自身施加（硬直状态）将会失败</w:t>
-      </w:r>
-    </w:p>
-    <w:p>
-      <w:pPr>
-        <w:rPr>
-          <w:rFonts w:hint="eastAsia"/>
-        </w:rPr>
-      </w:pPr>
-      <w:r>
-        <w:rPr>
-          <w:rFonts w:hint="eastAsia"/>
-        </w:rPr>
-        <w:t>因此更新A的状态为{（对B施加控制状态），位置3}，B的状态为{（对A造成血量-1状态），位置4}</w:t>
-      </w:r>
-    </w:p>
-    <w:p>
-      <w:pPr>
-        <w:rPr>
-          <w:rFonts w:hint="eastAsia"/>
-        </w:rPr>
-      </w:pPr>
-      <w:r>
-        <w:rPr>
-          <w:rFonts w:hint="eastAsia"/>
-        </w:rPr>
-        <w:t>状态结算：A获得（血量-1）状态，B获得（被控制）状态，并且（对B施加控制状态）这个状态和（对A造成血量-1状态）均会在这一帧后消失</w:t>
-      </w:r>
-    </w:p>
-    <w:p>
-      <w:pPr>
-        <w:rPr>
-          <w:rFonts w:hint="eastAsia"/>
-        </w:rPr>
-      </w:pPr>
-      <w:r>
-        <w:rPr>
-          <w:rFonts w:hint="eastAsia"/>
-        </w:rPr>
-        <w:t>最后A状态{（血量19），位置3}，B状态{（被控制），位置3}</w:t>
-      </w:r>
+    <w:p>
+      <w:pPr>
+        <w:rPr>
+          <w:rFonts w:hint="eastAsia"/>
+        </w:rPr>
+      </w:pPr>
+    </w:p>
+    <w:p>
+      <w:pPr>
+        <w:rPr>
+          <w:rFonts w:hint="eastAsia"/>
+        </w:rPr>
+      </w:pPr>
+    </w:p>
+    <w:p>
+      <w:pPr>
+        <w:rPr>
+          <w:rFonts w:hint="eastAsia"/>
+        </w:rPr>
+      </w:pPr>
+    </w:p>
+    <w:p>
+      <w:pPr>
+        <w:rPr>
+          <w:rFonts w:hint="eastAsia"/>
+        </w:rPr>
+      </w:pPr>
+    </w:p>
+    <w:p>
+      <w:pPr>
+        <w:rPr>
+          <w:rFonts w:hint="eastAsia"/>
+        </w:rPr>
+      </w:pPr>
     </w:p>
     <w:sectPr>
       <w:pgSz w:w="11906" w:h="16838"/>
@@ -1737,6 +1366,7 @@
   <w:style w:type="character" w:default="1" w:styleId="a0">
     <w:name w:val="Default Paragraph Font"/>
     <w:uiPriority w:val="1"/>
+    <w:semiHidden/>
     <w:unhideWhenUsed/>
   </w:style>
   <w:style w:type="table" w:default="1" w:styleId="a1">
